--- a/Files/04 - Bamidbar/10 - Matos-Maasei/5784/Matos-Maasei 5784.docx
+++ b/Files/04 - Bamidbar/10 - Matos-Maasei/5784/Matos-Maasei 5784.docx
@@ -727,7 +727,7 @@
         <w:rPr>
           <w:rFonts w:ascii="Times New Roman" w:hAnsi="Times New Roman" w:cs="Times New Roman"/>
         </w:rPr>
-        <w:t xml:space="preserve"> of</w:t>
+        <w:t xml:space="preserve"> of </w:t>
       </w:r>
       <w:r>
         <w:rPr>
@@ -1915,7 +1915,7 @@
         <w:rPr>
           <w:rFonts w:ascii="Times New Roman" w:hAnsi="Times New Roman" w:cs="Times New Roman"/>
         </w:rPr>
-        <w:t xml:space="preserve"> of</w:t>
+        <w:t xml:space="preserve"> of </w:t>
       </w:r>
       <w:r>
         <w:rPr>
@@ -3463,7 +3463,7 @@
         <w:rPr>
           <w:rFonts w:ascii="Times New Roman" w:hAnsi="Times New Roman" w:cs="Times New Roman"/>
         </w:rPr>
-        <w:t>, it is now an</w:t>
+        <w:t xml:space="preserve">, it is now an </w:t>
       </w:r>
       <w:r>
         <w:rPr>

--- a/Files/04 - Bamidbar/10 - Matos-Maasei/5784/Matos-Maasei 5784.docx
+++ b/Files/04 - Bamidbar/10 - Matos-Maasei/5784/Matos-Maasei 5784.docx
@@ -674,7 +674,7 @@
           <w:rFonts w:ascii="Times New Roman" w:hAnsi="Times New Roman" w:cs="Times New Roman"/>
           <w:rtl/>
         </w:rPr>
-        <w:t>"</w:t>
+        <w:t>״</w:t>
       </w:r>
       <w:r>
         <w:rPr>
